--- a/Documentação/Roteiro de Fases/Fase 2.2.docx
+++ b/Documentação/Roteiro de Fases/Fase 2.2.docx
@@ -335,7 +335,19 @@
         <w:rPr>
           <w:rFonts w:ascii="Arial" w:eastAsia="Arial" w:hAnsi="Arial" w:cs="Arial"/>
         </w:rPr>
-        <w:t>Corvan parado diante da entrada de uma mina de carvão nas encostas dos Apalaches, final do século XIX. A boca da mina é sustentada por vigas de madeira escurecidas. Ao fundo, uma vila operária (company town) com casinhas idênticas enfileiradas, uma chaminé industrial soltando fumaça negra e trilhos de vagonete saindo da mina. Um grupo de crianças com rostos enegrecidos — os breaker boys — trabalha em uma estrutura de madeira ao lado.</w:t>
+        <w:t xml:space="preserve">Corvan </w:t>
+      </w:r>
+      <w:r>
+        <w:rPr>
+          <w:rFonts w:ascii="Arial" w:eastAsia="Arial" w:hAnsi="Arial" w:cs="Arial"/>
+        </w:rPr>
+        <w:t>percorre até a e</w:t>
+      </w:r>
+      <w:r>
+        <w:rPr>
+          <w:rFonts w:ascii="Arial" w:eastAsia="Arial" w:hAnsi="Arial" w:cs="Arial"/>
+        </w:rPr>
+        <w:t xml:space="preserve">ntrada de uma mina de carvão nas encostas dos Apalaches, final do século XIX. A boca da mina é sustentada por vigas de madeira escurecidas. Ao fundo, uma vila operária (company town) com casinhas idênticas enfileiradas, uma chaminé industrial soltando fumaça negra e trilhos de vagonete saindo da mina. </w:t>
       </w:r>
     </w:p>
     <w:p>
@@ -527,7 +539,6 @@
           <w:b/>
           <w:bCs/>
         </w:rPr>
-        <w:lastRenderedPageBreak/>
         <w:t xml:space="preserve">Pop-up do Mineral: </w:t>
       </w:r>
       <w:r>
@@ -548,7 +559,14 @@
         <w:rPr>
           <w:rFonts w:ascii="Arial" w:eastAsia="Arial" w:hAnsi="Arial" w:cs="Arial"/>
         </w:rPr>
-        <w:t xml:space="preserve"> junto da curiosidade: É o carvão de mais alto grau, com até 98% de carbono puro. Queima mais quente, mais limpo e por mais tempo que qualquer outro tipo — tão duro e brilhante que já foi chamado de "diamante negro".</w:t>
+        <w:t xml:space="preserve"> junto da curiosidade: É o carvão de mais alto grau, com até 98% de carbono puro. Queima mais quente, mais </w:t>
+      </w:r>
+      <w:r>
+        <w:rPr>
+          <w:rFonts w:ascii="Arial" w:eastAsia="Arial" w:hAnsi="Arial" w:cs="Arial"/>
+        </w:rPr>
+        <w:lastRenderedPageBreak/>
+        <w:t>limpo e por mais tempo que qualquer outro tipo — tão duro e brilhante que já foi chamado de "diamante negro".</w:t>
       </w:r>
     </w:p>
     <w:p>
@@ -794,14 +812,7 @@
         <w:rPr>
           <w:rFonts w:ascii="Arial" w:eastAsia="Arial" w:hAnsi="Arial" w:cs="Arial"/>
         </w:rPr>
-        <w:t xml:space="preserve">Na saída da mina ao entardecer, Corvan segura o Crachá de Breaker Boy. Ao fundo, a vila operária com suas chaminés ainda fumegando. No céu cor de ferrugem, pombos cinzas pousam em fios de telégrafo — a </w:t>
-      </w:r>
-      <w:r>
-        <w:rPr>
-          <w:rFonts w:ascii="Arial" w:eastAsia="Arial" w:hAnsi="Arial" w:cs="Arial"/>
-        </w:rPr>
-        <w:lastRenderedPageBreak/>
-        <w:t>modernidade construída sobre o carvão. Uma placa na parede da mina lista nomes de mineiros — um memorial a acidentes ocorridos naquele local.</w:t>
+        <w:t>Na saída da mina ao entardecer, Corvan segura o Crachá de Breaker Boy. Ao fundo, a vila operária com suas chaminés ainda fumegando. No céu cor de ferrugem, pombos cinzas pousam em fios de telégrafo — a modernidade construída sobre o carvão. Uma placa na parede da mina lista nomes de mineiros — um memorial a acidentes ocorridos naquele local.</w:t>
       </w:r>
     </w:p>
     <w:p>
@@ -820,6 +831,7 @@
           <w:b/>
           <w:bCs/>
         </w:rPr>
+        <w:lastRenderedPageBreak/>
         <w:t xml:space="preserve">Corvan: </w:t>
       </w:r>
       <w:r>
@@ -897,19 +909,13 @@
         <w:tblLook w:val="04A0" w:firstRow="1" w:lastRow="0" w:firstColumn="1" w:lastColumn="0" w:noHBand="0" w:noVBand="1"/>
       </w:tblPr>
       <w:tblGrid>
-        <w:gridCol w:w="4680"/>
-        <w:gridCol w:w="4680"/>
+        <w:gridCol w:w="3401"/>
+        <w:gridCol w:w="5959"/>
       </w:tblGrid>
       <w:tr>
-        <w:tblPrEx>
-          <w:tblCellMar>
-            <w:top w:w="0" w:type="dxa"/>
-            <w:bottom w:w="0" w:type="dxa"/>
-          </w:tblCellMar>
-        </w:tblPrEx>
         <w:tc>
           <w:tcPr>
-            <w:tcW w:w="4680" w:type="dxa"/>
+            <w:tcW w:w="3401" w:type="dxa"/>
             <w:tcBorders>
               <w:top w:val="single" w:sz="1" w:space="0" w:color="CCCCCC"/>
               <w:left w:val="single" w:sz="1" w:space="0" w:color="CCCCCC"/>
@@ -937,7 +943,7 @@
         </w:tc>
         <w:tc>
           <w:tcPr>
-            <w:tcW w:w="4680" w:type="dxa"/>
+            <w:tcW w:w="5959" w:type="dxa"/>
             <w:tcBorders>
               <w:top w:val="single" w:sz="1" w:space="0" w:color="CCCCCC"/>
               <w:left w:val="single" w:sz="1" w:space="0" w:color="CCCCCC"/>
@@ -965,15 +971,9 @@
         </w:tc>
       </w:tr>
       <w:tr>
-        <w:tblPrEx>
-          <w:tblCellMar>
-            <w:top w:w="0" w:type="dxa"/>
-            <w:bottom w:w="0" w:type="dxa"/>
-          </w:tblCellMar>
-        </w:tblPrEx>
         <w:tc>
           <w:tcPr>
-            <w:tcW w:w="4680" w:type="dxa"/>
+            <w:tcW w:w="3401" w:type="dxa"/>
             <w:tcBorders>
               <w:top w:val="single" w:sz="1" w:space="0" w:color="CCCCCC"/>
               <w:left w:val="single" w:sz="1" w:space="0" w:color="CCCCCC"/>
@@ -1000,7 +1000,7 @@
         </w:tc>
         <w:tc>
           <w:tcPr>
-            <w:tcW w:w="4680" w:type="dxa"/>
+            <w:tcW w:w="5959" w:type="dxa"/>
             <w:tcBorders>
               <w:top w:val="single" w:sz="1" w:space="0" w:color="CCCCCC"/>
               <w:left w:val="single" w:sz="1" w:space="0" w:color="CCCCCC"/>
@@ -1014,19 +1014,17 @@
               <w:right w:w="120" w:type="dxa"/>
             </w:tcMar>
           </w:tcPr>
-          <w:p/>
+          <w:p>
+            <w:r>
+              <w:t>OK</w:t>
+            </w:r>
+          </w:p>
         </w:tc>
       </w:tr>
       <w:tr>
-        <w:tblPrEx>
-          <w:tblCellMar>
-            <w:top w:w="0" w:type="dxa"/>
-            <w:bottom w:w="0" w:type="dxa"/>
-          </w:tblCellMar>
-        </w:tblPrEx>
         <w:tc>
           <w:tcPr>
-            <w:tcW w:w="4680" w:type="dxa"/>
+            <w:tcW w:w="3401" w:type="dxa"/>
             <w:tcBorders>
               <w:top w:val="single" w:sz="1" w:space="0" w:color="CCCCCC"/>
               <w:left w:val="single" w:sz="1" w:space="0" w:color="CCCCCC"/>
@@ -1053,7 +1051,7 @@
         </w:tc>
         <w:tc>
           <w:tcPr>
-            <w:tcW w:w="4680" w:type="dxa"/>
+            <w:tcW w:w="5959" w:type="dxa"/>
             <w:tcBorders>
               <w:top w:val="single" w:sz="1" w:space="0" w:color="CCCCCC"/>
               <w:left w:val="single" w:sz="1" w:space="0" w:color="CCCCCC"/>
@@ -1067,19 +1065,17 @@
               <w:right w:w="120" w:type="dxa"/>
             </w:tcMar>
           </w:tcPr>
-          <w:p/>
+          <w:p>
+            <w:r>
+              <w:t>OK</w:t>
+            </w:r>
+          </w:p>
         </w:tc>
       </w:tr>
       <w:tr>
-        <w:tblPrEx>
-          <w:tblCellMar>
-            <w:top w:w="0" w:type="dxa"/>
-            <w:bottom w:w="0" w:type="dxa"/>
-          </w:tblCellMar>
-        </w:tblPrEx>
         <w:tc>
           <w:tcPr>
-            <w:tcW w:w="4680" w:type="dxa"/>
+            <w:tcW w:w="3401" w:type="dxa"/>
             <w:tcBorders>
               <w:top w:val="single" w:sz="1" w:space="0" w:color="CCCCCC"/>
               <w:left w:val="single" w:sz="1" w:space="0" w:color="CCCCCC"/>
@@ -1106,7 +1102,7 @@
         </w:tc>
         <w:tc>
           <w:tcPr>
-            <w:tcW w:w="4680" w:type="dxa"/>
+            <w:tcW w:w="5959" w:type="dxa"/>
             <w:tcBorders>
               <w:top w:val="single" w:sz="1" w:space="0" w:color="CCCCCC"/>
               <w:left w:val="single" w:sz="1" w:space="0" w:color="CCCCCC"/>
@@ -1120,19 +1116,17 @@
               <w:right w:w="120" w:type="dxa"/>
             </w:tcMar>
           </w:tcPr>
-          <w:p/>
+          <w:p>
+            <w:r>
+              <w:t>OK</w:t>
+            </w:r>
+          </w:p>
         </w:tc>
       </w:tr>
       <w:tr>
-        <w:tblPrEx>
-          <w:tblCellMar>
-            <w:top w:w="0" w:type="dxa"/>
-            <w:bottom w:w="0" w:type="dxa"/>
-          </w:tblCellMar>
-        </w:tblPrEx>
         <w:tc>
           <w:tcPr>
-            <w:tcW w:w="4680" w:type="dxa"/>
+            <w:tcW w:w="3401" w:type="dxa"/>
             <w:tcBorders>
               <w:top w:val="single" w:sz="1" w:space="0" w:color="CCCCCC"/>
               <w:left w:val="single" w:sz="1" w:space="0" w:color="CCCCCC"/>
@@ -1159,7 +1153,7 @@
         </w:tc>
         <w:tc>
           <w:tcPr>
-            <w:tcW w:w="4680" w:type="dxa"/>
+            <w:tcW w:w="5959" w:type="dxa"/>
             <w:tcBorders>
               <w:top w:val="single" w:sz="1" w:space="0" w:color="CCCCCC"/>
               <w:left w:val="single" w:sz="1" w:space="0" w:color="CCCCCC"/>
@@ -1173,19 +1167,17 @@
               <w:right w:w="120" w:type="dxa"/>
             </w:tcMar>
           </w:tcPr>
-          <w:p/>
+          <w:p>
+            <w:r>
+              <w:t>OK</w:t>
+            </w:r>
+          </w:p>
         </w:tc>
       </w:tr>
       <w:tr>
-        <w:tblPrEx>
-          <w:tblCellMar>
-            <w:top w:w="0" w:type="dxa"/>
-            <w:bottom w:w="0" w:type="dxa"/>
-          </w:tblCellMar>
-        </w:tblPrEx>
         <w:tc>
           <w:tcPr>
-            <w:tcW w:w="4680" w:type="dxa"/>
+            <w:tcW w:w="3401" w:type="dxa"/>
             <w:tcBorders>
               <w:top w:val="single" w:sz="1" w:space="0" w:color="CCCCCC"/>
               <w:left w:val="single" w:sz="1" w:space="0" w:color="CCCCCC"/>
@@ -1212,7 +1204,7 @@
         </w:tc>
         <w:tc>
           <w:tcPr>
-            <w:tcW w:w="4680" w:type="dxa"/>
+            <w:tcW w:w="5959" w:type="dxa"/>
             <w:tcBorders>
               <w:top w:val="single" w:sz="1" w:space="0" w:color="CCCCCC"/>
               <w:left w:val="single" w:sz="1" w:space="0" w:color="CCCCCC"/>
@@ -1226,19 +1218,17 @@
               <w:right w:w="120" w:type="dxa"/>
             </w:tcMar>
           </w:tcPr>
-          <w:p/>
+          <w:p>
+            <w:r>
+              <w:t>OK - Usar como referência apenas, construir em html</w:t>
+            </w:r>
+          </w:p>
         </w:tc>
       </w:tr>
       <w:tr>
-        <w:tblPrEx>
-          <w:tblCellMar>
-            <w:top w:w="0" w:type="dxa"/>
-            <w:bottom w:w="0" w:type="dxa"/>
-          </w:tblCellMar>
-        </w:tblPrEx>
         <w:tc>
           <w:tcPr>
-            <w:tcW w:w="4680" w:type="dxa"/>
+            <w:tcW w:w="3401" w:type="dxa"/>
             <w:tcBorders>
               <w:top w:val="single" w:sz="1" w:space="0" w:color="CCCCCC"/>
               <w:left w:val="single" w:sz="1" w:space="0" w:color="CCCCCC"/>
@@ -1265,7 +1255,7 @@
         </w:tc>
         <w:tc>
           <w:tcPr>
-            <w:tcW w:w="4680" w:type="dxa"/>
+            <w:tcW w:w="5959" w:type="dxa"/>
             <w:tcBorders>
               <w:top w:val="single" w:sz="1" w:space="0" w:color="CCCCCC"/>
               <w:left w:val="single" w:sz="1" w:space="0" w:color="CCCCCC"/>
@@ -1279,19 +1269,17 @@
               <w:right w:w="120" w:type="dxa"/>
             </w:tcMar>
           </w:tcPr>
-          <w:p/>
+          <w:p>
+            <w:r>
+              <w:t>OK - Usar como referência apenas, construir em html</w:t>
+            </w:r>
+          </w:p>
         </w:tc>
       </w:tr>
       <w:tr>
-        <w:tblPrEx>
-          <w:tblCellMar>
-            <w:top w:w="0" w:type="dxa"/>
-            <w:bottom w:w="0" w:type="dxa"/>
-          </w:tblCellMar>
-        </w:tblPrEx>
         <w:tc>
           <w:tcPr>
-            <w:tcW w:w="4680" w:type="dxa"/>
+            <w:tcW w:w="3401" w:type="dxa"/>
             <w:tcBorders>
               <w:top w:val="single" w:sz="1" w:space="0" w:color="CCCCCC"/>
               <w:left w:val="single" w:sz="1" w:space="0" w:color="CCCCCC"/>
@@ -1318,7 +1306,7 @@
         </w:tc>
         <w:tc>
           <w:tcPr>
-            <w:tcW w:w="4680" w:type="dxa"/>
+            <w:tcW w:w="5959" w:type="dxa"/>
             <w:tcBorders>
               <w:top w:val="single" w:sz="1" w:space="0" w:color="CCCCCC"/>
               <w:left w:val="single" w:sz="1" w:space="0" w:color="CCCCCC"/>
@@ -1332,19 +1320,17 @@
               <w:right w:w="120" w:type="dxa"/>
             </w:tcMar>
           </w:tcPr>
-          <w:p/>
+          <w:p>
+            <w:r>
+              <w:t>OK - Usar como referência apenas, construir em html</w:t>
+            </w:r>
+          </w:p>
         </w:tc>
       </w:tr>
       <w:tr>
-        <w:tblPrEx>
-          <w:tblCellMar>
-            <w:top w:w="0" w:type="dxa"/>
-            <w:bottom w:w="0" w:type="dxa"/>
-          </w:tblCellMar>
-        </w:tblPrEx>
         <w:tc>
           <w:tcPr>
-            <w:tcW w:w="4680" w:type="dxa"/>
+            <w:tcW w:w="3401" w:type="dxa"/>
             <w:tcBorders>
               <w:top w:val="single" w:sz="1" w:space="0" w:color="CCCCCC"/>
               <w:left w:val="single" w:sz="1" w:space="0" w:color="CCCCCC"/>
@@ -1371,7 +1357,7 @@
         </w:tc>
         <w:tc>
           <w:tcPr>
-            <w:tcW w:w="4680" w:type="dxa"/>
+            <w:tcW w:w="5959" w:type="dxa"/>
             <w:tcBorders>
               <w:top w:val="single" w:sz="1" w:space="0" w:color="CCCCCC"/>
               <w:left w:val="single" w:sz="1" w:space="0" w:color="CCCCCC"/>
@@ -1385,19 +1371,17 @@
               <w:right w:w="120" w:type="dxa"/>
             </w:tcMar>
           </w:tcPr>
-          <w:p/>
+          <w:p>
+            <w:r>
+              <w:t>OK - Usar como referência apenas, construir em html</w:t>
+            </w:r>
+          </w:p>
         </w:tc>
       </w:tr>
       <w:tr>
-        <w:tblPrEx>
-          <w:tblCellMar>
-            <w:top w:w="0" w:type="dxa"/>
-            <w:bottom w:w="0" w:type="dxa"/>
-          </w:tblCellMar>
-        </w:tblPrEx>
         <w:tc>
           <w:tcPr>
-            <w:tcW w:w="4680" w:type="dxa"/>
+            <w:tcW w:w="3401" w:type="dxa"/>
             <w:tcBorders>
               <w:top w:val="single" w:sz="1" w:space="0" w:color="CCCCCC"/>
               <w:left w:val="single" w:sz="1" w:space="0" w:color="CCCCCC"/>
@@ -1424,7 +1408,7 @@
         </w:tc>
         <w:tc>
           <w:tcPr>
-            <w:tcW w:w="4680" w:type="dxa"/>
+            <w:tcW w:w="5959" w:type="dxa"/>
             <w:tcBorders>
               <w:top w:val="single" w:sz="1" w:space="0" w:color="CCCCCC"/>
               <w:left w:val="single" w:sz="1" w:space="0" w:color="CCCCCC"/>
@@ -1438,7 +1422,11 @@
               <w:right w:w="120" w:type="dxa"/>
             </w:tcMar>
           </w:tcPr>
-          <w:p/>
+          <w:p>
+            <w:r>
+              <w:t>OK - Usar como referência apenas, construir em html</w:t>
+            </w:r>
+          </w:p>
         </w:tc>
       </w:tr>
     </w:tbl>
@@ -1484,12 +1472,6 @@
         <w:gridCol w:w="7360"/>
       </w:tblGrid>
       <w:tr>
-        <w:tblPrEx>
-          <w:tblCellMar>
-            <w:top w:w="0" w:type="dxa"/>
-            <w:bottom w:w="0" w:type="dxa"/>
-          </w:tblCellMar>
-        </w:tblPrEx>
         <w:tc>
           <w:tcPr>
             <w:tcW w:w="2000" w:type="dxa"/>
@@ -1548,12 +1530,6 @@
         </w:tc>
       </w:tr>
       <w:tr>
-        <w:tblPrEx>
-          <w:tblCellMar>
-            <w:top w:w="0" w:type="dxa"/>
-            <w:bottom w:w="0" w:type="dxa"/>
-          </w:tblCellMar>
-        </w:tblPrEx>
         <w:tc>
           <w:tcPr>
             <w:tcW w:w="2000" w:type="dxa"/>
@@ -1622,14 +1598,14 @@
               <w:rPr>
                 <w:rFonts w:ascii="Arial" w:eastAsia="Arial" w:hAnsi="Arial" w:cs="Arial"/>
               </w:rPr>
-              <w:t xml:space="preserve">Vento frio descendo a encosta dos Apalaches, misturado ao chiado de vapor de um guindaste industrial. Som distante de uma </w:t>
+              <w:t xml:space="preserve">Vento frio descendo a encosta dos Apalaches, misturado ao chiado de vapor de um guindaste industrial. Som distante de uma locomotiva de carvão e o raspar metálico de vagonetes nos trilhos. </w:t>
             </w:r>
             <w:r>
               <w:rPr>
                 <w:rFonts w:ascii="Arial" w:eastAsia="Arial" w:hAnsi="Arial" w:cs="Arial"/>
               </w:rPr>
               <w:lastRenderedPageBreak/>
-              <w:t>locomotiva de carvão e o raspar metálico de vagonetes nos trilhos. Um canário cantarolando suavemente em sua gaiola, em contraste com o ambiente pesado.</w:t>
+              <w:t>Um canário cantarolando suavemente em sua gaiola, em contraste com o ambiente pesado.</w:t>
             </w:r>
           </w:p>
           <w:p>
@@ -1683,12 +1659,6 @@
         </w:tc>
       </w:tr>
       <w:tr>
-        <w:tblPrEx>
-          <w:tblCellMar>
-            <w:top w:w="0" w:type="dxa"/>
-            <w:bottom w:w="0" w:type="dxa"/>
-          </w:tblCellMar>
-        </w:tblPrEx>
         <w:tc>
           <w:tcPr>
             <w:tcW w:w="2000" w:type="dxa"/>
@@ -1812,12 +1782,6 @@
         </w:tc>
       </w:tr>
       <w:tr>
-        <w:tblPrEx>
-          <w:tblCellMar>
-            <w:top w:w="0" w:type="dxa"/>
-            <w:bottom w:w="0" w:type="dxa"/>
-          </w:tblCellMar>
-        </w:tblPrEx>
         <w:tc>
           <w:tcPr>
             <w:tcW w:w="2000" w:type="dxa"/>
@@ -1963,12 +1927,6 @@
         </w:tc>
       </w:tr>
       <w:tr>
-        <w:tblPrEx>
-          <w:tblCellMar>
-            <w:top w:w="0" w:type="dxa"/>
-            <w:bottom w:w="0" w:type="dxa"/>
-          </w:tblCellMar>
-        </w:tblPrEx>
         <w:tc>
           <w:tcPr>
             <w:tcW w:w="2000" w:type="dxa"/>
